--- a/pz1-concept/ПЗ1 - Концепция проекта - DiagramCode - Хаджинова.docx
+++ b/pz1-concept/ПЗ1 - Концепция проекта - DiagramCode - Хаджинова.docx
@@ -1426,7 +1426,7 @@
                 <w:b w:val="0"/>
                 <w:sz w:val="22"/>
               </w:rPr>
-              <w:t>Нотации uml.class и idef0, заявленные в FR-NOT-06 как часть курсового среза, будут реализованы к моменту защиты.</w:t>
+              <w:t>Нотации uml.class и idef0 (формально Should have — см. раздел 2.1, не входят в Must have MVP) успеют получить хотя бы минимальную реализацию до защиты, если останется время сверх обязательного объёма.</w:t>
             </w:r>
           </w:p>
         </w:tc>
@@ -1442,7 +1442,7 @@
                 <w:b w:val="0"/>
                 <w:sz w:val="22"/>
               </w:rPr>
-              <w:t>Если не реализовать — придётся либо доделать обе нотации в сжатые сроки, либо скорректировать заявленный объём курсового среза до фактического (только erd).</w:t>
+              <w:t>Если не успеть — объём защиты честно ограничивается фактическим Must have (только erd), без переноса этих нотаций в обязательный список задним числом.</w:t>
             </w:r>
           </w:p>
         </w:tc>
@@ -3236,7 +3236,354 @@
           <w:i w:val="0"/>
           <w:sz w:val="24"/>
         </w:rPr>
-        <w:t>Критический путь (по расчёту в файле «Планировщик проекта - DiagramCode.xlsx»): работы 1 → 2 → 4 → 6 → 8 → 10 → 11 → 12, общая длительность проекта — 39 рабочих дней. Работы 3, 5, 7, 9 имеют резерв (float) и не лежат на критическом пути.</w:t>
+        <w:t>Критический путь (по расчёту в файле «Планировщик проекта - DiagramCode.xlsx»): работы 1 → 2 → 4 → 6 → 8 → 10 → 11 → 12, общая длительность проекта — 38 рабочих дней (сумма длительностей критического пути: 5+4+6+5+6+5+4+3=38). Работы 3, 5, 7, 9 имеют резерв (float) и не лежат на критическом пути.</w:t>
+      </w:r>
+    </w:p>
+    <w:p>
+      <w:r>
+        <w:rPr>
+          <w:rFonts w:ascii="Times New Roman" w:hAnsi="Times New Roman"/>
+          <w:b w:val="0"/>
+          <w:i w:val="0"/>
+          <w:sz w:val="24"/>
+        </w:rPr>
+        <w:t>Методичка рекомендует общий объём декомпозиции 15–25 задач. 12 работ выше — это крупные этапы уровня WBS (на них же строится расчёт критического пути в pz-wbs-gantt/, поэтому их состав и длительности не меняются). Ниже — та же декомпозиция на уровень конкретных подзадач (24 штуки, по 2 на каждую крупную работу), чтобы соответствовать рекомендованному объёму методички.</w:t>
+      </w:r>
+    </w:p>
+    <w:p>
+      <w:r>
+        <w:rPr>
+          <w:rFonts w:ascii="Times New Roman" w:hAnsi="Times New Roman"/>
+          <w:b/>
+          <w:i w:val="0"/>
+          <w:sz w:val="24"/>
+        </w:rPr>
+        <w:t>1. Требования и архитектура</w:t>
+      </w:r>
+    </w:p>
+    <w:p>
+      <w:pPr>
+        <w:pStyle w:val="ListBullet"/>
+      </w:pPr>
+      <w:r>
+        <w:t>Сбор и документирование функциональных/нефункциональных требований (FR/NFR)</w:t>
+      </w:r>
+    </w:p>
+    <w:p>
+      <w:pPr>
+        <w:pStyle w:val="ListBullet"/>
+      </w:pPr>
+      <w:r>
+        <w:t>Проектирование архитектуры (модульный монолит, слои api/services/repositories/domain)</w:t>
+      </w:r>
+    </w:p>
+    <w:p>
+      <w:r>
+        <w:rPr>
+          <w:rFonts w:ascii="Times New Roman" w:hAnsi="Times New Roman"/>
+          <w:b/>
+          <w:i w:val="0"/>
+          <w:sz w:val="24"/>
+        </w:rPr>
+        <w:t>2. Проектирование DSL-грамматики и модели данных</w:t>
+      </w:r>
+    </w:p>
+    <w:p>
+      <w:pPr>
+        <w:pStyle w:val="ListBullet"/>
+      </w:pPr>
+      <w:r>
+        <w:t>Формализация грамматики DSL (Lark, файл grammar.lark)</w:t>
+      </w:r>
+    </w:p>
+    <w:p>
+      <w:pPr>
+        <w:pStyle w:val="ListBullet"/>
+      </w:pPr>
+      <w:r>
+        <w:t>Проектирование модели DiagramModel и схемы БД (users/diagrams/commits/blobs)</w:t>
+      </w:r>
+    </w:p>
+    <w:p>
+      <w:r>
+        <w:rPr>
+          <w:rFonts w:ascii="Times New Roman" w:hAnsi="Times New Roman"/>
+          <w:b/>
+          <w:i w:val="0"/>
+          <w:sz w:val="24"/>
+        </w:rPr>
+        <w:t>3. Настройка окружения разработки и CI</w:t>
+      </w:r>
+    </w:p>
+    <w:p>
+      <w:pPr>
+        <w:pStyle w:val="ListBullet"/>
+      </w:pPr>
+      <w:r>
+        <w:t>Настройка Docker Compose (postgres/redis/api/worker)</w:t>
+      </w:r>
+    </w:p>
+    <w:p>
+      <w:pPr>
+        <w:pStyle w:val="ListBullet"/>
+      </w:pPr>
+      <w:r>
+        <w:t>Настройка GitHub Actions (прогон тестов на каждый push)</w:t>
+      </w:r>
+    </w:p>
+    <w:p>
+      <w:r>
+        <w:rPr>
+          <w:rFonts w:ascii="Times New Roman" w:hAnsi="Times New Roman"/>
+          <w:b/>
+          <w:i w:val="0"/>
+          <w:sz w:val="24"/>
+        </w:rPr>
+        <w:t>4. Реализация DSL-парсера (лексер, AST)</w:t>
+      </w:r>
+    </w:p>
+    <w:p>
+      <w:pPr>
+        <w:pStyle w:val="ListBullet"/>
+      </w:pPr>
+      <w:r>
+        <w:t>Реализация лексера и грамматического разбора (Lark/Earley)</w:t>
+      </w:r>
+    </w:p>
+    <w:p>
+      <w:pPr>
+        <w:pStyle w:val="ListBullet"/>
+      </w:pPr>
+      <w:r>
+        <w:t>Построение промежуточного представления DiagramModel из AST</w:t>
+      </w:r>
+    </w:p>
+    <w:p>
+      <w:r>
+        <w:rPr>
+          <w:rFonts w:ascii="Times New Roman" w:hAnsi="Times New Roman"/>
+          <w:b/>
+          <w:i w:val="0"/>
+          <w:sz w:val="24"/>
+        </w:rPr>
+        <w:t>5. Модель данных и репозитории (SQLAlchemy)</w:t>
+      </w:r>
+    </w:p>
+    <w:p>
+      <w:pPr>
+        <w:pStyle w:val="ListBullet"/>
+      </w:pPr>
+      <w:r>
+        <w:t>Реализация ORM-моделей (User, Diagram, Commit, Blob)</w:t>
+      </w:r>
+    </w:p>
+    <w:p>
+      <w:pPr>
+        <w:pStyle w:val="ListBullet"/>
+      </w:pPr>
+      <w:r>
+        <w:t>Реализация репозиториев (diagram_repository, дедупликация блобов по SHA-256)</w:t>
+      </w:r>
+    </w:p>
+    <w:p>
+      <w:r>
+        <w:rPr>
+          <w:rFonts w:ascii="Times New Roman" w:hAnsi="Times New Roman"/>
+          <w:b/>
+          <w:i w:val="0"/>
+          <w:sz w:val="24"/>
+        </w:rPr>
+        <w:t>6. Нотация ERD: валидация и рендер</w:t>
+      </w:r>
+    </w:p>
+    <w:p>
+      <w:pPr>
+        <w:pStyle w:val="ListBullet"/>
+      </w:pPr>
+      <w:r>
+        <w:t>Реализация валидатора erd.crows_foot.logical (обязательные PK, недопустимые связи)</w:t>
+      </w:r>
+    </w:p>
+    <w:p>
+      <w:pPr>
+        <w:pStyle w:val="ListBullet"/>
+      </w:pPr>
+      <w:r>
+        <w:t>Реализация рендера ERD в SVG</w:t>
+      </w:r>
+    </w:p>
+    <w:p>
+      <w:r>
+        <w:rPr>
+          <w:rFonts w:ascii="Times New Roman" w:hAnsi="Times New Roman"/>
+          <w:b/>
+          <w:i w:val="0"/>
+          <w:sz w:val="24"/>
+        </w:rPr>
+        <w:t>7. Аутентификация (JWT, bcrypt)</w:t>
+      </w:r>
+    </w:p>
+    <w:p>
+      <w:pPr>
+        <w:pStyle w:val="ListBullet"/>
+      </w:pPr>
+      <w:r>
+        <w:t>Регистрация и хеширование паролей (bcrypt)</w:t>
+      </w:r>
+    </w:p>
+    <w:p>
+      <w:pPr>
+        <w:pStyle w:val="ListBullet"/>
+      </w:pPr>
+      <w:r>
+        <w:t>Выдача и проверка JWT-токенов (FastAPI Depends)</w:t>
+      </w:r>
+    </w:p>
+    <w:p>
+      <w:r>
+        <w:rPr>
+          <w:rFonts w:ascii="Times New Roman" w:hAnsi="Times New Roman"/>
+          <w:b/>
+          <w:i w:val="0"/>
+          <w:sz w:val="24"/>
+        </w:rPr>
+        <w:t>8. REST API диаграмм и версий</w:t>
+      </w:r>
+    </w:p>
+    <w:p>
+      <w:pPr>
+        <w:pStyle w:val="ListBullet"/>
+      </w:pPr>
+      <w:r>
+        <w:t>Эндпоинты CRUD диаграмм и рендера (POST /diagrams/render)</w:t>
+      </w:r>
+    </w:p>
+    <w:p>
+      <w:pPr>
+        <w:pStyle w:val="ListBullet"/>
+      </w:pPr>
+      <w:r>
+        <w:t>Эндпоинты версий (GET/POST /diagrams/{id}/versions)</w:t>
+      </w:r>
+    </w:p>
+    <w:p>
+      <w:r>
+        <w:rPr>
+          <w:rFonts w:ascii="Times New Roman" w:hAnsi="Times New Roman"/>
+          <w:b/>
+          <w:i w:val="0"/>
+          <w:sz w:val="24"/>
+        </w:rPr>
+        <w:t>9. IDE-оболочка: React + Monaco редактор</w:t>
+      </w:r>
+    </w:p>
+    <w:p>
+      <w:pPr>
+        <w:pStyle w:val="ListBullet"/>
+      </w:pPr>
+      <w:r>
+        <w:t>Роутинг и каркас IDE-оболочки (titlebar, activity bar, сайдбар)</w:t>
+      </w:r>
+    </w:p>
+    <w:p>
+      <w:pPr>
+        <w:pStyle w:val="ListBullet"/>
+      </w:pPr>
+      <w:r>
+        <w:t>Интеграция Monaco с подсветкой синтаксиса DSL</w:t>
+      </w:r>
+    </w:p>
+    <w:p>
+      <w:r>
+        <w:rPr>
+          <w:rFonts w:ascii="Times New Roman" w:hAnsi="Times New Roman"/>
+          <w:b/>
+          <w:i w:val="0"/>
+          <w:sz w:val="24"/>
+        </w:rPr>
+        <w:t>10. Канвас рендера, интеграция Run/Save/Export</w:t>
+      </w:r>
+    </w:p>
+    <w:p>
+      <w:pPr>
+        <w:pStyle w:val="ListBullet"/>
+      </w:pPr>
+      <w:r>
+        <w:t>Канвас отображения SVG-рендера с зумом</w:t>
+      </w:r>
+    </w:p>
+    <w:p>
+      <w:pPr>
+        <w:pStyle w:val="ListBullet"/>
+      </w:pPr>
+      <w:r>
+        <w:t>Кнопки Run/Save/Export и обработка состояний загрузки/ошибок</w:t>
+      </w:r>
+    </w:p>
+    <w:p>
+      <w:r>
+        <w:rPr>
+          <w:rFonts w:ascii="Times New Roman" w:hAnsi="Times New Roman"/>
+          <w:b/>
+          <w:i w:val="0"/>
+          <w:sz w:val="24"/>
+        </w:rPr>
+        <w:t>11. Тестирование (pytest + Jest, интеграция)</w:t>
+      </w:r>
+    </w:p>
+    <w:p>
+      <w:pPr>
+        <w:pStyle w:val="ListBullet"/>
+      </w:pPr>
+      <w:r>
+        <w:t>Backend-тесты (pytest) для DSL-парсера, нотации ERD, API</w:t>
+      </w:r>
+    </w:p>
+    <w:p>
+      <w:pPr>
+        <w:pStyle w:val="ListBullet"/>
+      </w:pPr>
+      <w:r>
+        <w:t>Frontend-тесты (Jest) для компонентов IDE</w:t>
+      </w:r>
+    </w:p>
+    <w:p>
+      <w:r>
+        <w:rPr>
+          <w:rFonts w:ascii="Times New Roman" w:hAnsi="Times New Roman"/>
+          <w:b/>
+          <w:i w:val="0"/>
+          <w:sz w:val="24"/>
+        </w:rPr>
+        <w:t>12. Подготовка и защита курсовой (РПЗ, демо)</w:t>
+      </w:r>
+    </w:p>
+    <w:p>
+      <w:pPr>
+        <w:pStyle w:val="ListBullet"/>
+      </w:pPr>
+      <w:r>
+        <w:t>Написание РПЗ (25–30 страниц) по структуре методички</w:t>
+      </w:r>
+    </w:p>
+    <w:p>
+      <w:pPr>
+        <w:pStyle w:val="ListBullet"/>
+      </w:pPr>
+      <w:r>
+        <w:t>Подготовка демонстрации и презентации к защите</w:t>
+      </w:r>
+    </w:p>
+    <w:p/>
+    <w:p>
+      <w:r>
+        <w:rPr>
+          <w:rFonts w:ascii="Times New Roman" w:hAnsi="Times New Roman"/>
+          <w:b w:val="0"/>
+          <w:i/>
+          <w:sz w:val="24"/>
+        </w:rPr>
+        <w:t>Итого: 4 этапа, 12 крупных работ, 24 подзадачи — в диапазоне 15–25, рекомендованном методичкой.</w:t>
       </w:r>
     </w:p>
     <w:p>
